--- a/applications/STRONG/Confidential - Senior Operations Specialist Six Sigma - 2026-08-27/cover_letter.docx
+++ b/applications/STRONG/Confidential - Senior Operations Specialist Six Sigma - 2026-08-27/cover_letter.docx
@@ -211,7 +211,7 @@
           <w:color w:val="09152A"/>
           <w:sz w:val="22"/>
         </w:rPr>
-        <w:t>In my current freelance practice, I am serving as a strategic operations and systems consultant for organizations including callcathai.online, primelayertrades.com, and hereraspreadsheets.com — leading process mapping engagements, building Salesforce-integrated operational dashboards, designing Smartsheet-based initiative tracking systems, and delivering the kind of cross-functional alignment and documentation discipline that makes operational improvements durable.</w:t>
+        <w:t>In my current freelance practice, I am serving as a strategic operations and systems consultant for organizations including callcatchai.online, primelayertrades.com, and hereraspreadsheets.com — leading process mapping engagements, building Salesforce-integrated operational dashboards, designing Smartsheet-based initiative tracking systems, and delivering the kind of cross-functional alignment and documentation discipline that makes operational improvements durable.</w:t>
       </w:r>
     </w:p>
     <w:p>
